--- a/data/outputs/v2/Core_Mathematics/SS2.9_Linear_Motion/Core_Mathematics_Linear_Motion_FinalExplanation_TeacherKey.docx
+++ b/data/outputs/v2/Core_Mathematics/SS2.9_Linear_Motion/Core_Mathematics_Linear_Motion_FinalExplanation_TeacherKey.docx
@@ -1826,7 +1826,7 @@
         </w:rPr>
         <w:t xml:space="preserve">© 2026 SeaVuria and ARES. This work is licensed under a </w:t>
       </w:r>
-      <w:hyperlink w:history="1" r:id="rIdebggy6hhxkecaz34soqox">
+      <w:hyperlink w:history="1" r:id="rIdcp4futumav2yow43ikc2g">
         <w:r>
           <w:rPr>
             <w:rFonts w:ascii="Arial" w:cs="Arial" w:eastAsia="Arial" w:hAnsi="Arial"/>
@@ -1846,7 +1846,7 @@
         </w:rPr>
         <w:t xml:space="preserve"> (</w:t>
       </w:r>
-      <w:hyperlink w:history="1" r:id="rId8eygatbug5sbodpmr3arf">
+      <w:hyperlink w:history="1" r:id="rIdjyyys2vp7k0-ln5achldl">
         <w:r>
           <w:rPr>
             <w:rFonts w:ascii="Arial" w:cs="Arial" w:eastAsia="Arial" w:hAnsi="Arial"/>
@@ -1866,7 +1866,7 @@
         </w:rPr>
         <w:t xml:space="preserve">). To view a copy of this license, visit </w:t>
       </w:r>
-      <w:hyperlink w:history="1" r:id="rIdz7wzrfetsu0smckenje5w">
+      <w:hyperlink w:history="1" r:id="rIdqvujlrap1yzyadcy-wjyg">
         <w:r>
           <w:rPr>
             <w:rFonts w:ascii="Arial" w:cs="Arial" w:eastAsia="Arial" w:hAnsi="Arial"/>

--- a/data/outputs/v2/Core_Mathematics/SS2.9_Linear_Motion/Core_Mathematics_Linear_Motion_FinalExplanation_TeacherKey.docx
+++ b/data/outputs/v2/Core_Mathematics/SS2.9_Linear_Motion/Core_Mathematics_Linear_Motion_FinalExplanation_TeacherKey.docx
@@ -1826,7 +1826,7 @@
         </w:rPr>
         <w:t xml:space="preserve">© 2026 SeaVuria and ARES. This work is licensed under a </w:t>
       </w:r>
-      <w:hyperlink w:history="1" r:id="rIdcp4futumav2yow43ikc2g">
+      <w:hyperlink w:history="1" r:id="rIdoal3mk-yas1dwif1lnpc8">
         <w:r>
           <w:rPr>
             <w:rFonts w:ascii="Arial" w:cs="Arial" w:eastAsia="Arial" w:hAnsi="Arial"/>
@@ -1846,7 +1846,7 @@
         </w:rPr>
         <w:t xml:space="preserve"> (</w:t>
       </w:r>
-      <w:hyperlink w:history="1" r:id="rIdjyyys2vp7k0-ln5achldl">
+      <w:hyperlink w:history="1" r:id="rIdmk0tqyleran2ytfvfequx">
         <w:r>
           <w:rPr>
             <w:rFonts w:ascii="Arial" w:cs="Arial" w:eastAsia="Arial" w:hAnsi="Arial"/>
@@ -1866,7 +1866,7 @@
         </w:rPr>
         <w:t xml:space="preserve">). To view a copy of this license, visit </w:t>
       </w:r>
-      <w:hyperlink w:history="1" r:id="rIdqvujlrap1yzyadcy-wjyg">
+      <w:hyperlink w:history="1" r:id="rIdbbr1queezocvsb4et2aw_">
         <w:r>
           <w:rPr>
             <w:rFonts w:ascii="Arial" w:cs="Arial" w:eastAsia="Arial" w:hAnsi="Arial"/>

--- a/data/outputs/v2/Core_Mathematics/SS2.9_Linear_Motion/Core_Mathematics_Linear_Motion_FinalExplanation_TeacherKey.docx
+++ b/data/outputs/v2/Core_Mathematics/SS2.9_Linear_Motion/Core_Mathematics_Linear_Motion_FinalExplanation_TeacherKey.docx
@@ -1826,7 +1826,7 @@
         </w:rPr>
         <w:t xml:space="preserve">© 2026 SeaVuria and ARES. This work is licensed under a </w:t>
       </w:r>
-      <w:hyperlink w:history="1" r:id="rIdoal3mk-yas1dwif1lnpc8">
+      <w:hyperlink w:history="1" r:id="rIdagt9meyu6ixgfxe5u934h">
         <w:r>
           <w:rPr>
             <w:rFonts w:ascii="Arial" w:cs="Arial" w:eastAsia="Arial" w:hAnsi="Arial"/>
@@ -1846,7 +1846,7 @@
         </w:rPr>
         <w:t xml:space="preserve"> (</w:t>
       </w:r>
-      <w:hyperlink w:history="1" r:id="rIdmk0tqyleran2ytfvfequx">
+      <w:hyperlink w:history="1" r:id="rIdquxvo_b6j0jb1nngo7k3v">
         <w:r>
           <w:rPr>
             <w:rFonts w:ascii="Arial" w:cs="Arial" w:eastAsia="Arial" w:hAnsi="Arial"/>
@@ -1866,7 +1866,7 @@
         </w:rPr>
         <w:t xml:space="preserve">). To view a copy of this license, visit </w:t>
       </w:r>
-      <w:hyperlink w:history="1" r:id="rIdbbr1queezocvsb4et2aw_">
+      <w:hyperlink w:history="1" r:id="rId46zii_12gfguz1kcpmpsx">
         <w:r>
           <w:rPr>
             <w:rFonts w:ascii="Arial" w:cs="Arial" w:eastAsia="Arial" w:hAnsi="Arial"/>

--- a/data/outputs/v2/Core_Mathematics/SS2.9_Linear_Motion/Core_Mathematics_Linear_Motion_FinalExplanation_TeacherKey.docx
+++ b/data/outputs/v2/Core_Mathematics/SS2.9_Linear_Motion/Core_Mathematics_Linear_Motion_FinalExplanation_TeacherKey.docx
@@ -1826,7 +1826,7 @@
         </w:rPr>
         <w:t xml:space="preserve">© 2026 SeaVuria and ARES. This work is licensed under a </w:t>
       </w:r>
-      <w:hyperlink w:history="1" r:id="rIdagt9meyu6ixgfxe5u934h">
+      <w:hyperlink w:history="1" r:id="rIddf41ps_rvscdoi5kkrzer">
         <w:r>
           <w:rPr>
             <w:rFonts w:ascii="Arial" w:cs="Arial" w:eastAsia="Arial" w:hAnsi="Arial"/>
@@ -1846,7 +1846,7 @@
         </w:rPr>
         <w:t xml:space="preserve"> (</w:t>
       </w:r>
-      <w:hyperlink w:history="1" r:id="rIdquxvo_b6j0jb1nngo7k3v">
+      <w:hyperlink w:history="1" r:id="rIdrqwacz1u-o13-wzou6s0a">
         <w:r>
           <w:rPr>
             <w:rFonts w:ascii="Arial" w:cs="Arial" w:eastAsia="Arial" w:hAnsi="Arial"/>
@@ -1866,7 +1866,7 @@
         </w:rPr>
         <w:t xml:space="preserve">). To view a copy of this license, visit </w:t>
       </w:r>
-      <w:hyperlink w:history="1" r:id="rId46zii_12gfguz1kcpmpsx">
+      <w:hyperlink w:history="1" r:id="rIdgeryamyryiw84-cm2nftq">
         <w:r>
           <w:rPr>
             <w:rFonts w:ascii="Arial" w:cs="Arial" w:eastAsia="Arial" w:hAnsi="Arial"/>

--- a/data/outputs/v2/Core_Mathematics/SS2.9_Linear_Motion/Core_Mathematics_Linear_Motion_FinalExplanation_TeacherKey.docx
+++ b/data/outputs/v2/Core_Mathematics/SS2.9_Linear_Motion/Core_Mathematics_Linear_Motion_FinalExplanation_TeacherKey.docx
@@ -4,6 +4,7 @@
   <w:body>
     <w:p>
       <w:pPr>
+        <w:keepNext w:val="false"/>
         <w:spacing w:after="30" w:before="0"/>
         <w:jc w:val="center"/>
       </w:pPr>
@@ -23,6 +24,7 @@
     </w:p>
     <w:p>
       <w:pPr>
+        <w:keepNext w:val="false"/>
         <w:spacing w:after="60" w:before="0"/>
         <w:jc w:val="center"/>
       </w:pPr>
@@ -81,6 +83,7 @@
           </w:tcPr>
           <w:p>
             <w:pPr>
+              <w:keepNext w:val="false"/>
               <w:spacing w:after="40" w:before="0"/>
               <w:jc w:val="center"/>
             </w:pPr>
@@ -116,6 +119,7 @@
           </w:tcPr>
           <w:p>
             <w:pPr>
+              <w:keepNext w:val="false"/>
               <w:spacing w:after="40" w:before="0"/>
               <w:jc w:val="center"/>
             </w:pPr>
@@ -176,6 +180,7 @@
           </w:tcPr>
           <w:p>
             <w:pPr>
+              <w:keepNext w:val="false"/>
               <w:spacing w:after="40" w:before="0"/>
               <w:jc w:val="center"/>
             </w:pPr>
@@ -210,6 +215,7 @@
           </w:tcPr>
           <w:p>
             <w:pPr>
+              <w:keepNext w:val="false"/>
               <w:spacing w:after="40" w:before="0"/>
               <w:jc w:val="left"/>
             </w:pPr>
@@ -271,6 +277,7 @@
           </w:tcPr>
           <w:p>
             <w:pPr>
+              <w:keepNext/>
               <w:spacing w:after="40" w:before="0"/>
               <w:jc w:val="center"/>
             </w:pPr>
@@ -305,6 +312,7 @@
           </w:tcPr>
           <w:p>
             <w:pPr>
+              <w:keepNext w:val="false"/>
               <w:spacing w:after="40" w:before="0"/>
               <w:jc w:val="left"/>
             </w:pPr>
@@ -337,6 +345,7 @@
           </w:tcPr>
           <w:p>
             <w:pPr>
+              <w:keepNext w:val="false"/>
               <w:spacing w:after="40" w:before="0"/>
               <w:jc w:val="left"/>
             </w:pPr>
@@ -398,6 +407,7 @@
           </w:tcPr>
           <w:p>
             <w:pPr>
+              <w:keepNext/>
               <w:spacing w:after="40" w:before="0"/>
               <w:jc w:val="center"/>
             </w:pPr>
@@ -432,6 +442,7 @@
           </w:tcPr>
           <w:p>
             <w:pPr>
+              <w:keepNext w:val="false"/>
               <w:spacing w:after="40" w:before="0"/>
               <w:jc w:val="left"/>
             </w:pPr>
@@ -464,6 +475,7 @@
           </w:tcPr>
           <w:p>
             <w:pPr>
+              <w:keepNext w:val="false"/>
               <w:spacing w:after="40" w:before="0"/>
               <w:jc w:val="left"/>
             </w:pPr>
@@ -525,6 +537,7 @@
           </w:tcPr>
           <w:p>
             <w:pPr>
+              <w:keepNext/>
               <w:spacing w:after="40" w:before="0"/>
               <w:jc w:val="center"/>
             </w:pPr>
@@ -559,6 +572,7 @@
           </w:tcPr>
           <w:p>
             <w:pPr>
+              <w:keepNext w:val="false"/>
               <w:spacing w:after="40" w:before="0"/>
               <w:jc w:val="left"/>
             </w:pPr>
@@ -591,6 +605,7 @@
           </w:tcPr>
           <w:p>
             <w:pPr>
+              <w:keepNext w:val="false"/>
               <w:spacing w:after="40" w:before="0"/>
               <w:jc w:val="left"/>
             </w:pPr>
@@ -652,6 +667,7 @@
           </w:tcPr>
           <w:p>
             <w:pPr>
+              <w:keepNext/>
               <w:spacing w:after="40" w:before="0"/>
               <w:jc w:val="center"/>
             </w:pPr>
@@ -686,6 +702,7 @@
           </w:tcPr>
           <w:p>
             <w:pPr>
+              <w:keepNext w:val="false"/>
               <w:spacing w:after="40" w:before="0"/>
               <w:jc w:val="left"/>
             </w:pPr>
@@ -718,6 +735,7 @@
           </w:tcPr>
           <w:p>
             <w:pPr>
+              <w:keepNext w:val="false"/>
               <w:spacing w:after="40" w:before="0"/>
               <w:jc w:val="left"/>
             </w:pPr>
@@ -779,6 +797,7 @@
           </w:tcPr>
           <w:p>
             <w:pPr>
+              <w:keepNext/>
               <w:spacing w:after="40" w:before="0"/>
               <w:jc w:val="center"/>
             </w:pPr>
@@ -813,6 +832,7 @@
           </w:tcPr>
           <w:p>
             <w:pPr>
+              <w:keepNext w:val="false"/>
               <w:spacing w:after="40" w:before="0"/>
               <w:jc w:val="left"/>
             </w:pPr>
@@ -845,6 +865,7 @@
           </w:tcPr>
           <w:p>
             <w:pPr>
+              <w:keepNext w:val="false"/>
               <w:spacing w:after="40" w:before="0"/>
               <w:jc w:val="left"/>
             </w:pPr>
@@ -908,6 +929,7 @@
           </w:tcPr>
           <w:p>
             <w:pPr>
+              <w:keepNext w:val="false"/>
               <w:spacing w:after="40" w:before="0"/>
               <w:jc w:val="center"/>
             </w:pPr>
@@ -942,6 +964,7 @@
           </w:tcPr>
           <w:p>
             <w:pPr>
+              <w:keepNext w:val="false"/>
               <w:spacing w:after="40" w:before="0"/>
               <w:jc w:val="left"/>
             </w:pPr>
@@ -974,6 +997,7 @@
           </w:tcPr>
           <w:p>
             <w:pPr>
+              <w:keepNext w:val="false"/>
               <w:spacing w:after="40" w:before="0"/>
               <w:jc w:val="left"/>
             </w:pPr>
@@ -1006,6 +1030,7 @@
           </w:tcPr>
           <w:p>
             <w:pPr>
+              <w:keepNext w:val="false"/>
               <w:spacing w:after="40" w:before="0"/>
               <w:jc w:val="left"/>
             </w:pPr>
@@ -1038,6 +1063,7 @@
           </w:tcPr>
           <w:p>
             <w:pPr>
+              <w:keepNext w:val="false"/>
               <w:spacing w:after="40" w:before="0"/>
               <w:jc w:val="left"/>
             </w:pPr>
@@ -1072,6 +1098,7 @@
           </w:tcPr>
           <w:p>
             <w:pPr>
+              <w:keepNext w:val="false"/>
               <w:spacing w:after="40" w:before="0"/>
               <w:jc w:val="left"/>
             </w:pPr>
@@ -1104,6 +1131,7 @@
           </w:tcPr>
           <w:p>
             <w:pPr>
+              <w:keepNext w:val="false"/>
               <w:spacing w:after="40" w:before="0"/>
               <w:jc w:val="left"/>
             </w:pPr>
@@ -1136,6 +1164,7 @@
           </w:tcPr>
           <w:p>
             <w:pPr>
+              <w:keepNext w:val="false"/>
               <w:spacing w:after="40" w:before="0"/>
               <w:jc w:val="left"/>
             </w:pPr>
@@ -1168,6 +1197,7 @@
           </w:tcPr>
           <w:p>
             <w:pPr>
+              <w:keepNext w:val="false"/>
               <w:spacing w:after="40" w:before="0"/>
               <w:jc w:val="left"/>
             </w:pPr>
@@ -1202,6 +1232,7 @@
           </w:tcPr>
           <w:p>
             <w:pPr>
+              <w:keepNext w:val="false"/>
               <w:spacing w:after="40" w:before="0"/>
               <w:jc w:val="left"/>
             </w:pPr>
@@ -1234,6 +1265,7 @@
           </w:tcPr>
           <w:p>
             <w:pPr>
+              <w:keepNext w:val="false"/>
               <w:spacing w:after="40" w:before="0"/>
               <w:jc w:val="left"/>
             </w:pPr>
@@ -1266,6 +1298,7 @@
           </w:tcPr>
           <w:p>
             <w:pPr>
+              <w:keepNext w:val="false"/>
               <w:spacing w:after="40" w:before="0"/>
               <w:jc w:val="left"/>
             </w:pPr>
@@ -1298,6 +1331,7 @@
           </w:tcPr>
           <w:p>
             <w:pPr>
+              <w:keepNext w:val="false"/>
               <w:spacing w:after="40" w:before="0"/>
               <w:jc w:val="left"/>
             </w:pPr>
@@ -1332,6 +1366,7 @@
           </w:tcPr>
           <w:p>
             <w:pPr>
+              <w:keepNext w:val="false"/>
               <w:spacing w:after="40" w:before="0"/>
               <w:jc w:val="left"/>
             </w:pPr>
@@ -1364,6 +1399,7 @@
           </w:tcPr>
           <w:p>
             <w:pPr>
+              <w:keepNext w:val="false"/>
               <w:spacing w:after="40" w:before="0"/>
               <w:jc w:val="left"/>
             </w:pPr>
@@ -1396,6 +1432,7 @@
           </w:tcPr>
           <w:p>
             <w:pPr>
+              <w:keepNext w:val="false"/>
               <w:spacing w:after="40" w:before="0"/>
               <w:jc w:val="left"/>
             </w:pPr>
@@ -1428,6 +1465,7 @@
           </w:tcPr>
           <w:p>
             <w:pPr>
+              <w:keepNext w:val="false"/>
               <w:spacing w:after="40" w:before="0"/>
               <w:jc w:val="left"/>
             </w:pPr>
@@ -1462,6 +1500,7 @@
           </w:tcPr>
           <w:p>
             <w:pPr>
+              <w:keepNext w:val="false"/>
               <w:spacing w:after="40" w:before="0"/>
               <w:jc w:val="left"/>
             </w:pPr>
@@ -1494,6 +1533,7 @@
           </w:tcPr>
           <w:p>
             <w:pPr>
+              <w:keepNext w:val="false"/>
               <w:spacing w:after="40" w:before="0"/>
               <w:jc w:val="left"/>
             </w:pPr>
@@ -1526,6 +1566,7 @@
           </w:tcPr>
           <w:p>
             <w:pPr>
+              <w:keepNext w:val="false"/>
               <w:spacing w:after="40" w:before="0"/>
               <w:jc w:val="left"/>
             </w:pPr>
@@ -1558,6 +1599,7 @@
           </w:tcPr>
           <w:p>
             <w:pPr>
+              <w:keepNext w:val="false"/>
               <w:spacing w:after="40" w:before="0"/>
               <w:jc w:val="left"/>
             </w:pPr>
@@ -1592,6 +1634,7 @@
           </w:tcPr>
           <w:p>
             <w:pPr>
+              <w:keepNext w:val="false"/>
               <w:spacing w:after="40" w:before="0"/>
               <w:jc w:val="left"/>
             </w:pPr>
@@ -1624,6 +1667,7 @@
           </w:tcPr>
           <w:p>
             <w:pPr>
+              <w:keepNext w:val="false"/>
               <w:spacing w:after="40" w:before="0"/>
               <w:jc w:val="left"/>
             </w:pPr>
@@ -1656,6 +1700,7 @@
           </w:tcPr>
           <w:p>
             <w:pPr>
+              <w:keepNext w:val="false"/>
               <w:spacing w:after="40" w:before="0"/>
               <w:jc w:val="left"/>
             </w:pPr>
@@ -1688,6 +1733,7 @@
           </w:tcPr>
           <w:p>
             <w:pPr>
+              <w:keepNext w:val="false"/>
               <w:spacing w:after="40" w:before="0"/>
               <w:jc w:val="left"/>
             </w:pPr>
@@ -1826,7 +1872,7 @@
         </w:rPr>
         <w:t xml:space="preserve">© 2026 SeaVuria and ARES. This work is licensed under a </w:t>
       </w:r>
-      <w:hyperlink w:history="1" r:id="rIddf41ps_rvscdoi5kkrzer">
+      <w:hyperlink w:history="1" r:id="rIdcr71fvlghtkdabf135y2s">
         <w:r>
           <w:rPr>
             <w:rFonts w:ascii="Arial" w:cs="Arial" w:eastAsia="Arial" w:hAnsi="Arial"/>
@@ -1846,7 +1892,7 @@
         </w:rPr>
         <w:t xml:space="preserve"> (</w:t>
       </w:r>
-      <w:hyperlink w:history="1" r:id="rIdrqwacz1u-o13-wzou6s0a">
+      <w:hyperlink w:history="1" r:id="rIddor-lfxt_zpfojwrxhjjl">
         <w:r>
           <w:rPr>
             <w:rFonts w:ascii="Arial" w:cs="Arial" w:eastAsia="Arial" w:hAnsi="Arial"/>
@@ -1866,7 +1912,7 @@
         </w:rPr>
         <w:t xml:space="preserve">). To view a copy of this license, visit </w:t>
       </w:r>
-      <w:hyperlink w:history="1" r:id="rIdgeryamyryiw84-cm2nftq">
+      <w:hyperlink w:history="1" r:id="rIdkqusnwtr5gq90_npg2hlw">
         <w:r>
           <w:rPr>
             <w:rFonts w:ascii="Arial" w:cs="Arial" w:eastAsia="Arial" w:hAnsi="Arial"/>

--- a/data/outputs/v2/Core_Mathematics/SS2.9_Linear_Motion/Core_Mathematics_Linear_Motion_FinalExplanation_TeacherKey.docx
+++ b/data/outputs/v2/Core_Mathematics/SS2.9_Linear_Motion/Core_Mathematics_Linear_Motion_FinalExplanation_TeacherKey.docx
@@ -1872,7 +1872,7 @@
         </w:rPr>
         <w:t xml:space="preserve">© 2026 SeaVuria and ARES. This work is licensed under a </w:t>
       </w:r>
-      <w:hyperlink w:history="1" r:id="rIdcr71fvlghtkdabf135y2s">
+      <w:hyperlink w:history="1" r:id="rIdjujfhimgnzwfivbqmk7lf">
         <w:r>
           <w:rPr>
             <w:rFonts w:ascii="Arial" w:cs="Arial" w:eastAsia="Arial" w:hAnsi="Arial"/>
@@ -1892,7 +1892,7 @@
         </w:rPr>
         <w:t xml:space="preserve"> (</w:t>
       </w:r>
-      <w:hyperlink w:history="1" r:id="rIddor-lfxt_zpfojwrxhjjl">
+      <w:hyperlink w:history="1" r:id="rIdhkaefld8h5mwdfnpvbsvw">
         <w:r>
           <w:rPr>
             <w:rFonts w:ascii="Arial" w:cs="Arial" w:eastAsia="Arial" w:hAnsi="Arial"/>
@@ -1912,7 +1912,7 @@
         </w:rPr>
         <w:t xml:space="preserve">). To view a copy of this license, visit </w:t>
       </w:r>
-      <w:hyperlink w:history="1" r:id="rIdkqusnwtr5gq90_npg2hlw">
+      <w:hyperlink w:history="1" r:id="rIdk8remmapcnf5r7pnclbt3">
         <w:r>
           <w:rPr>
             <w:rFonts w:ascii="Arial" w:cs="Arial" w:eastAsia="Arial" w:hAnsi="Arial"/>
